--- a/25_King_Leopold_II_and_the_Congo_Facilitator_Guide.docx
+++ b/25_King_Leopold_II_and_the_Congo_Facilitator_Guide.docx
@@ -464,7 +464,7 @@
                 <w:color w:val="1A1A1A"/>
                 <w:sz w:val="20"/>
               </w:rPr>
-              <w:t>Put it in order, true or false, fill the gaps, witness match, group discussion, role play, opinion scale, confidence check.</w:t>
+              <w:t>Put it in order, true or false, witness match, group discussion, opinion scale, confidence check.</w:t>
             </w:r>
           </w:p>
         </w:tc>
@@ -1037,7 +1037,7 @@
                 <w:color w:val="1A1A1A"/>
                 <w:sz w:val="20"/>
               </w:rPr>
-              <w:t>Work through the six sections, the size and rubber-system graphics, the timeline, the claims-versus-reality table and key words.</w:t>
+              <w:t>Work through the six sections, the size and rubber-system graphics, the claims-versus-reality table and key words.</w:t>
             </w:r>
           </w:p>
         </w:tc>
@@ -1074,7 +1074,7 @@
                 <w:color w:val="1A1A1A"/>
                 <w:sz w:val="20"/>
               </w:rPr>
-              <w:t>12</w:t>
+              <w:t>10</w:t>
             </w:r>
           </w:p>
         </w:tc>
@@ -1138,7 +1138,7 @@
                 <w:color w:val="1A1A1A"/>
                 <w:sz w:val="20"/>
               </w:rPr>
-              <w:t>Put it in order, true or false, gap fill, then the witness match.</w:t>
+              <w:t>Put it in order, true or false, then the witness match.</w:t>
             </w:r>
           </w:p>
         </w:tc>
@@ -1176,7 +1176,7 @@
                 <w:color w:val="1A1A1A"/>
                 <w:sz w:val="20"/>
               </w:rPr>
-              <w:t>8</w:t>
+              <w:t>15</w:t>
             </w:r>
           </w:p>
         </w:tc>
@@ -1243,107 +1243,6 @@
                 <w:sz w:val="20"/>
               </w:rPr>
               <w:t>Discussion questions and 'The Big Question' on apology and reparations.</w:t>
-            </w:r>
-          </w:p>
-        </w:tc>
-      </w:tr>
-      <w:tr>
-        <w:trPr>
-          <w:cantSplit/>
-        </w:trPr>
-        <w:tc>
-          <w:tcPr>
-            <w:tcW w:type="dxa" w:w="907"/>
-            <w:tcBorders>
-              <w:top w:val="single" w:sz="4" w:space="0" w:color="D9C58A"/>
-              <w:left w:val="single" w:sz="4" w:space="0" w:color="D9C58A"/>
-              <w:bottom w:val="single" w:sz="4" w:space="0" w:color="D9C58A"/>
-              <w:right w:val="single" w:sz="4" w:space="0" w:color="D9C58A"/>
-            </w:tcBorders>
-            <w:tcMar>
-              <w:top w:w="80" w:type="dxa"/>
-              <w:left w:w="140" w:type="dxa"/>
-              <w:bottom w:w="80" w:type="dxa"/>
-              <w:right w:w="140" w:type="dxa"/>
-            </w:tcMar>
-          </w:tcPr>
-          <w:p>
-            <w:pPr>
-              <w:spacing w:after="0"/>
-            </w:pPr>
-            <w:r>
-              <w:rPr>
-                <w:rFonts w:ascii="Aptos" w:hAnsi="Aptos"/>
-                <w:b w:val="0"/>
-                <w:i w:val="0"/>
-                <w:color w:val="1A1A1A"/>
-                <w:sz w:val="20"/>
-              </w:rPr>
-              <w:t>8</w:t>
-            </w:r>
-          </w:p>
-        </w:tc>
-        <w:tc>
-          <w:tcPr>
-            <w:tcW w:type="dxa" w:w="1814"/>
-            <w:tcBorders>
-              <w:top w:val="single" w:sz="4" w:space="0" w:color="D9C58A"/>
-              <w:left w:val="single" w:sz="4" w:space="0" w:color="D9C58A"/>
-              <w:bottom w:val="single" w:sz="4" w:space="0" w:color="D9C58A"/>
-              <w:right w:val="single" w:sz="4" w:space="0" w:color="D9C58A"/>
-            </w:tcBorders>
-            <w:tcMar>
-              <w:top w:w="80" w:type="dxa"/>
-              <w:left w:w="140" w:type="dxa"/>
-              <w:bottom w:w="80" w:type="dxa"/>
-              <w:right w:w="140" w:type="dxa"/>
-            </w:tcMar>
-          </w:tcPr>
-          <w:p>
-            <w:pPr>
-              <w:spacing w:after="0"/>
-            </w:pPr>
-            <w:r>
-              <w:rPr>
-                <w:rFonts w:ascii="Aptos" w:hAnsi="Aptos"/>
-                <w:b w:val="0"/>
-                <w:i w:val="0"/>
-                <w:color w:val="1A1A1A"/>
-                <w:sz w:val="20"/>
-              </w:rPr>
-              <w:t>Role Play</w:t>
-            </w:r>
-          </w:p>
-        </w:tc>
-        <w:tc>
-          <w:tcPr>
-            <w:tcW w:type="dxa" w:w="6520"/>
-            <w:tcBorders>
-              <w:top w:val="single" w:sz="4" w:space="0" w:color="D9C58A"/>
-              <w:left w:val="single" w:sz="4" w:space="0" w:color="D9C58A"/>
-              <w:bottom w:val="single" w:sz="4" w:space="0" w:color="D9C58A"/>
-              <w:right w:val="single" w:sz="4" w:space="0" w:color="D9C58A"/>
-            </w:tcBorders>
-            <w:tcMar>
-              <w:top w:w="80" w:type="dxa"/>
-              <w:left w:w="140" w:type="dxa"/>
-              <w:bottom w:w="80" w:type="dxa"/>
-              <w:right w:w="140" w:type="dxa"/>
-            </w:tcMar>
-          </w:tcPr>
-          <w:p>
-            <w:pPr>
-              <w:spacing w:after="0"/>
-            </w:pPr>
-            <w:r>
-              <w:rPr>
-                <w:rFonts w:ascii="Aptos" w:hAnsi="Aptos"/>
-                <w:b w:val="0"/>
-                <w:i w:val="0"/>
-                <w:color w:val="1A1A1A"/>
-                <w:sz w:val="20"/>
-              </w:rPr>
-              <w:t>Campaigner and doubter in pairs (London, 1905). Take feedback: what evidence changed minds?</w:t>
             </w:r>
           </w:p>
         </w:tc>
@@ -2830,476 +2729,6 @@
                 <w:sz w:val="20"/>
               </w:rPr>
               <w:t>Estimates range from about 1 million to 10 million or more.</w:t>
-            </w:r>
-          </w:p>
-        </w:tc>
-      </w:tr>
-    </w:tbl>
-    <w:p>
-      <w:pPr>
-        <w:spacing w:after="0" w:line="160" w:lineRule="exact"/>
-      </w:pPr>
-      <w:r>
-        <w:rPr>
-          <w:sz w:val="4"/>
-        </w:rPr>
-      </w:r>
-    </w:p>
-    <w:p>
-      <w:pPr>
-        <w:keepNext/>
-        <w:spacing w:before="80" w:after="60"/>
-      </w:pPr>
-      <w:r>
-        <w:rPr>
-          <w:rFonts w:ascii="Aptos Display" w:hAnsi="Aptos Display"/>
-          <w:b/>
-          <w:i w:val="0"/>
-          <w:color w:val="007A3D"/>
-          <w:sz w:val="24"/>
-        </w:rPr>
-        <w:t>Fill the gaps</w:t>
-      </w:r>
-    </w:p>
-    <w:tbl>
-      <w:tblPr>
-        <w:tblW w:type="auto" w:w="0"/>
-        <w:jc w:val="center"/>
-        <w:tblLayout w:type="fixed"/>
-        <w:tblLook w:firstColumn="1" w:firstRow="1" w:lastColumn="0" w:lastRow="0" w:noHBand="0" w:noVBand="1" w:val="04A0"/>
-      </w:tblPr>
-      <w:tblGrid>
-        <w:gridCol w:w="6974"/>
-        <w:gridCol w:w="2268"/>
-      </w:tblGrid>
-      <w:tr>
-        <w:trPr>
-          <w:cantSplit/>
-        </w:trPr>
-        <w:tc>
-          <w:tcPr>
-            <w:tcW w:type="dxa" w:w="6973"/>
-            <w:tcBorders>
-              <w:top w:val="single" w:sz="6" w:space="0" w:color="007A3D"/>
-              <w:left w:val="single" w:sz="6" w:space="0" w:color="007A3D"/>
-              <w:bottom w:val="single" w:sz="6" w:space="0" w:color="007A3D"/>
-              <w:right w:val="single" w:sz="6" w:space="0" w:color="007A3D"/>
-            </w:tcBorders>
-            <w:shd w:val="clear" w:color="auto" w:fill="007A3D"/>
-            <w:tcMar>
-              <w:top w:w="80" w:type="dxa"/>
-              <w:left w:w="140" w:type="dxa"/>
-              <w:bottom w:w="80" w:type="dxa"/>
-              <w:right w:w="140" w:type="dxa"/>
-            </w:tcMar>
-          </w:tcPr>
-          <w:p>
-            <w:pPr>
-              <w:keepNext/>
-              <w:spacing w:after="0"/>
-            </w:pPr>
-            <w:r>
-              <w:rPr>
-                <w:rFonts w:ascii="Aptos" w:hAnsi="Aptos"/>
-                <w:b/>
-                <w:i w:val="0"/>
-                <w:color w:val="FFFFFF"/>
-                <w:sz w:val="21"/>
-              </w:rPr>
-              <w:t>Sentence</w:t>
-            </w:r>
-          </w:p>
-        </w:tc>
-        <w:tc>
-          <w:tcPr>
-            <w:tcW w:type="dxa" w:w="2268"/>
-            <w:tcBorders>
-              <w:top w:val="single" w:sz="6" w:space="0" w:color="007A3D"/>
-              <w:left w:val="single" w:sz="6" w:space="0" w:color="007A3D"/>
-              <w:bottom w:val="single" w:sz="6" w:space="0" w:color="007A3D"/>
-              <w:right w:val="single" w:sz="6" w:space="0" w:color="007A3D"/>
-            </w:tcBorders>
-            <w:shd w:val="clear" w:color="auto" w:fill="007A3D"/>
-            <w:tcMar>
-              <w:top w:w="80" w:type="dxa"/>
-              <w:left w:w="140" w:type="dxa"/>
-              <w:bottom w:w="80" w:type="dxa"/>
-              <w:right w:w="140" w:type="dxa"/>
-            </w:tcMar>
-          </w:tcPr>
-          <w:p>
-            <w:pPr>
-              <w:keepNext/>
-              <w:spacing w:after="0"/>
-            </w:pPr>
-            <w:r>
-              <w:rPr>
-                <w:rFonts w:ascii="Aptos" w:hAnsi="Aptos"/>
-                <w:b/>
-                <w:i w:val="0"/>
-                <w:color w:val="FFFFFF"/>
-                <w:sz w:val="21"/>
-              </w:rPr>
-              <w:t>Answer</w:t>
-            </w:r>
-          </w:p>
-        </w:tc>
-      </w:tr>
-      <w:tr>
-        <w:trPr>
-          <w:cantSplit/>
-        </w:trPr>
-        <w:tc>
-          <w:tcPr>
-            <w:tcW w:type="dxa" w:w="6973"/>
-            <w:tcBorders>
-              <w:top w:val="single" w:sz="4" w:space="0" w:color="D9C58A"/>
-              <w:left w:val="single" w:sz="4" w:space="0" w:color="D9C58A"/>
-              <w:bottom w:val="single" w:sz="4" w:space="0" w:color="D9C58A"/>
-              <w:right w:val="single" w:sz="4" w:space="0" w:color="D9C58A"/>
-            </w:tcBorders>
-            <w:tcMar>
-              <w:top w:w="80" w:type="dxa"/>
-              <w:left w:w="140" w:type="dxa"/>
-              <w:bottom w:w="80" w:type="dxa"/>
-              <w:right w:w="140" w:type="dxa"/>
-            </w:tcMar>
-          </w:tcPr>
-          <w:p>
-            <w:pPr>
-              <w:keepNext/>
-              <w:spacing w:after="0"/>
-            </w:pPr>
-            <w:r>
-              <w:rPr>
-                <w:rFonts w:ascii="Aptos" w:hAnsi="Aptos"/>
-                <w:b w:val="0"/>
-                <w:i w:val="0"/>
-                <w:color w:val="1A1A1A"/>
-                <w:sz w:val="20"/>
-              </w:rPr>
-              <w:t>1. Each village had to collect a fixed amount of rubber, called ______________.</w:t>
-            </w:r>
-          </w:p>
-        </w:tc>
-        <w:tc>
-          <w:tcPr>
-            <w:tcW w:type="dxa" w:w="2268"/>
-            <w:tcBorders>
-              <w:top w:val="single" w:sz="4" w:space="0" w:color="D9C58A"/>
-              <w:left w:val="single" w:sz="4" w:space="0" w:color="D9C58A"/>
-              <w:bottom w:val="single" w:sz="4" w:space="0" w:color="D9C58A"/>
-              <w:right w:val="single" w:sz="4" w:space="0" w:color="D9C58A"/>
-            </w:tcBorders>
-            <w:tcMar>
-              <w:top w:w="80" w:type="dxa"/>
-              <w:left w:w="140" w:type="dxa"/>
-              <w:bottom w:w="80" w:type="dxa"/>
-              <w:right w:w="140" w:type="dxa"/>
-            </w:tcMar>
-          </w:tcPr>
-          <w:p>
-            <w:pPr>
-              <w:keepNext/>
-              <w:spacing w:after="0"/>
-            </w:pPr>
-            <w:r>
-              <w:rPr>
-                <w:rFonts w:ascii="Aptos" w:hAnsi="Aptos"/>
-                <w:b w:val="0"/>
-                <w:i w:val="0"/>
-                <w:color w:val="1A1A1A"/>
-                <w:sz w:val="20"/>
-              </w:rPr>
-              <w:t>quotas</w:t>
-            </w:r>
-          </w:p>
-        </w:tc>
-      </w:tr>
-      <w:tr>
-        <w:trPr>
-          <w:cantSplit/>
-        </w:trPr>
-        <w:tc>
-          <w:tcPr>
-            <w:tcW w:type="dxa" w:w="6973"/>
-            <w:tcBorders>
-              <w:top w:val="single" w:sz="4" w:space="0" w:color="D9C58A"/>
-              <w:left w:val="single" w:sz="4" w:space="0" w:color="D9C58A"/>
-              <w:bottom w:val="single" w:sz="4" w:space="0" w:color="D9C58A"/>
-              <w:right w:val="single" w:sz="4" w:space="0" w:color="D9C58A"/>
-            </w:tcBorders>
-            <w:shd w:val="clear" w:color="auto" w:fill="FFF3CC"/>
-            <w:tcMar>
-              <w:top w:w="80" w:type="dxa"/>
-              <w:left w:w="140" w:type="dxa"/>
-              <w:bottom w:w="80" w:type="dxa"/>
-              <w:right w:w="140" w:type="dxa"/>
-            </w:tcMar>
-          </w:tcPr>
-          <w:p>
-            <w:pPr>
-              <w:keepNext/>
-              <w:spacing w:after="0"/>
-            </w:pPr>
-            <w:r>
-              <w:rPr>
-                <w:rFonts w:ascii="Aptos" w:hAnsi="Aptos"/>
-                <w:b w:val="0"/>
-                <w:i w:val="0"/>
-                <w:color w:val="1A1A1A"/>
-                <w:sz w:val="20"/>
-              </w:rPr>
-              <w:t>2. After 1888, the world wanted huge amounts of ______________ for tyres.</w:t>
-            </w:r>
-          </w:p>
-        </w:tc>
-        <w:tc>
-          <w:tcPr>
-            <w:tcW w:type="dxa" w:w="2268"/>
-            <w:tcBorders>
-              <w:top w:val="single" w:sz="4" w:space="0" w:color="D9C58A"/>
-              <w:left w:val="single" w:sz="4" w:space="0" w:color="D9C58A"/>
-              <w:bottom w:val="single" w:sz="4" w:space="0" w:color="D9C58A"/>
-              <w:right w:val="single" w:sz="4" w:space="0" w:color="D9C58A"/>
-            </w:tcBorders>
-            <w:shd w:val="clear" w:color="auto" w:fill="FFF3CC"/>
-            <w:tcMar>
-              <w:top w:w="80" w:type="dxa"/>
-              <w:left w:w="140" w:type="dxa"/>
-              <w:bottom w:w="80" w:type="dxa"/>
-              <w:right w:w="140" w:type="dxa"/>
-            </w:tcMar>
-          </w:tcPr>
-          <w:p>
-            <w:pPr>
-              <w:keepNext/>
-              <w:spacing w:after="0"/>
-            </w:pPr>
-            <w:r>
-              <w:rPr>
-                <w:rFonts w:ascii="Aptos" w:hAnsi="Aptos"/>
-                <w:b w:val="0"/>
-                <w:i w:val="0"/>
-                <w:color w:val="1A1A1A"/>
-                <w:sz w:val="20"/>
-              </w:rPr>
-              <w:t>rubber</w:t>
-            </w:r>
-          </w:p>
-        </w:tc>
-      </w:tr>
-      <w:tr>
-        <w:trPr>
-          <w:cantSplit/>
-        </w:trPr>
-        <w:tc>
-          <w:tcPr>
-            <w:tcW w:type="dxa" w:w="6973"/>
-            <w:tcBorders>
-              <w:top w:val="single" w:sz="4" w:space="0" w:color="D9C58A"/>
-              <w:left w:val="single" w:sz="4" w:space="0" w:color="D9C58A"/>
-              <w:bottom w:val="single" w:sz="4" w:space="0" w:color="D9C58A"/>
-              <w:right w:val="single" w:sz="4" w:space="0" w:color="D9C58A"/>
-            </w:tcBorders>
-            <w:tcMar>
-              <w:top w:w="80" w:type="dxa"/>
-              <w:left w:w="140" w:type="dxa"/>
-              <w:bottom w:w="80" w:type="dxa"/>
-              <w:right w:w="140" w:type="dxa"/>
-            </w:tcMar>
-          </w:tcPr>
-          <w:p>
-            <w:pPr>
-              <w:keepNext/>
-              <w:spacing w:after="0"/>
-            </w:pPr>
-            <w:r>
-              <w:rPr>
-                <w:rFonts w:ascii="Aptos" w:hAnsi="Aptos"/>
-                <w:b w:val="0"/>
-                <w:i w:val="0"/>
-                <w:color w:val="1A1A1A"/>
-                <w:sz w:val="20"/>
-              </w:rPr>
-              <w:t>3. Roger ______________ wrote a report for the British government in 1904.</w:t>
-            </w:r>
-          </w:p>
-        </w:tc>
-        <w:tc>
-          <w:tcPr>
-            <w:tcW w:type="dxa" w:w="2268"/>
-            <w:tcBorders>
-              <w:top w:val="single" w:sz="4" w:space="0" w:color="D9C58A"/>
-              <w:left w:val="single" w:sz="4" w:space="0" w:color="D9C58A"/>
-              <w:bottom w:val="single" w:sz="4" w:space="0" w:color="D9C58A"/>
-              <w:right w:val="single" w:sz="4" w:space="0" w:color="D9C58A"/>
-            </w:tcBorders>
-            <w:tcMar>
-              <w:top w:w="80" w:type="dxa"/>
-              <w:left w:w="140" w:type="dxa"/>
-              <w:bottom w:w="80" w:type="dxa"/>
-              <w:right w:w="140" w:type="dxa"/>
-            </w:tcMar>
-          </w:tcPr>
-          <w:p>
-            <w:pPr>
-              <w:keepNext/>
-              <w:spacing w:after="0"/>
-            </w:pPr>
-            <w:r>
-              <w:rPr>
-                <w:rFonts w:ascii="Aptos" w:hAnsi="Aptos"/>
-                <w:b w:val="0"/>
-                <w:i w:val="0"/>
-                <w:color w:val="1A1A1A"/>
-                <w:sz w:val="20"/>
-              </w:rPr>
-              <w:t>Casement</w:t>
-            </w:r>
-          </w:p>
-        </w:tc>
-      </w:tr>
-      <w:tr>
-        <w:trPr>
-          <w:cantSplit/>
-        </w:trPr>
-        <w:tc>
-          <w:tcPr>
-            <w:tcW w:type="dxa" w:w="6973"/>
-            <w:tcBorders>
-              <w:top w:val="single" w:sz="4" w:space="0" w:color="D9C58A"/>
-              <w:left w:val="single" w:sz="4" w:space="0" w:color="D9C58A"/>
-              <w:bottom w:val="single" w:sz="4" w:space="0" w:color="D9C58A"/>
-              <w:right w:val="single" w:sz="4" w:space="0" w:color="D9C58A"/>
-            </w:tcBorders>
-            <w:shd w:val="clear" w:color="auto" w:fill="FFF3CC"/>
-            <w:tcMar>
-              <w:top w:w="80" w:type="dxa"/>
-              <w:left w:w="140" w:type="dxa"/>
-              <w:bottom w:w="80" w:type="dxa"/>
-              <w:right w:w="140" w:type="dxa"/>
-            </w:tcMar>
-          </w:tcPr>
-          <w:p>
-            <w:pPr>
-              <w:keepNext/>
-              <w:spacing w:after="0"/>
-            </w:pPr>
-            <w:r>
-              <w:rPr>
-                <w:rFonts w:ascii="Aptos" w:hAnsi="Aptos"/>
-                <w:b w:val="0"/>
-                <w:i w:val="0"/>
-                <w:color w:val="1A1A1A"/>
-                <w:sz w:val="20"/>
-              </w:rPr>
-              <w:t>4. Alice Seeley Harris's ______________ were shown at public meetings.</w:t>
-            </w:r>
-          </w:p>
-        </w:tc>
-        <w:tc>
-          <w:tcPr>
-            <w:tcW w:type="dxa" w:w="2268"/>
-            <w:tcBorders>
-              <w:top w:val="single" w:sz="4" w:space="0" w:color="D9C58A"/>
-              <w:left w:val="single" w:sz="4" w:space="0" w:color="D9C58A"/>
-              <w:bottom w:val="single" w:sz="4" w:space="0" w:color="D9C58A"/>
-              <w:right w:val="single" w:sz="4" w:space="0" w:color="D9C58A"/>
-            </w:tcBorders>
-            <w:shd w:val="clear" w:color="auto" w:fill="FFF3CC"/>
-            <w:tcMar>
-              <w:top w:w="80" w:type="dxa"/>
-              <w:left w:w="140" w:type="dxa"/>
-              <w:bottom w:w="80" w:type="dxa"/>
-              <w:right w:w="140" w:type="dxa"/>
-            </w:tcMar>
-          </w:tcPr>
-          <w:p>
-            <w:pPr>
-              <w:keepNext/>
-              <w:spacing w:after="0"/>
-            </w:pPr>
-            <w:r>
-              <w:rPr>
-                <w:rFonts w:ascii="Aptos" w:hAnsi="Aptos"/>
-                <w:b w:val="0"/>
-                <w:i w:val="0"/>
-                <w:color w:val="1A1A1A"/>
-                <w:sz w:val="20"/>
-              </w:rPr>
-              <w:t>photographs</w:t>
-            </w:r>
-          </w:p>
-        </w:tc>
-      </w:tr>
-      <w:tr>
-        <w:trPr>
-          <w:cantSplit/>
-        </w:trPr>
-        <w:tc>
-          <w:tcPr>
-            <w:tcW w:type="dxa" w:w="6973"/>
-            <w:tcBorders>
-              <w:top w:val="single" w:sz="4" w:space="0" w:color="D9C58A"/>
-              <w:left w:val="single" w:sz="4" w:space="0" w:color="D9C58A"/>
-              <w:bottom w:val="single" w:sz="4" w:space="0" w:color="D9C58A"/>
-              <w:right w:val="single" w:sz="4" w:space="0" w:color="D9C58A"/>
-            </w:tcBorders>
-            <w:tcMar>
-              <w:top w:w="80" w:type="dxa"/>
-              <w:left w:w="140" w:type="dxa"/>
-              <w:bottom w:w="80" w:type="dxa"/>
-              <w:right w:w="140" w:type="dxa"/>
-            </w:tcMar>
-          </w:tcPr>
-          <w:p>
-            <w:pPr>
-              <w:keepNext/>
-              <w:spacing w:after="0"/>
-            </w:pPr>
-            <w:r>
-              <w:rPr>
-                <w:rFonts w:ascii="Aptos" w:hAnsi="Aptos"/>
-                <w:b w:val="0"/>
-                <w:i w:val="0"/>
-                <w:color w:val="1A1A1A"/>
-                <w:sz w:val="20"/>
-              </w:rPr>
-              <w:t>5. Belgium took the Congo from Leopold in ______________.</w:t>
-            </w:r>
-          </w:p>
-        </w:tc>
-        <w:tc>
-          <w:tcPr>
-            <w:tcW w:type="dxa" w:w="2268"/>
-            <w:tcBorders>
-              <w:top w:val="single" w:sz="4" w:space="0" w:color="D9C58A"/>
-              <w:left w:val="single" w:sz="4" w:space="0" w:color="D9C58A"/>
-              <w:bottom w:val="single" w:sz="4" w:space="0" w:color="D9C58A"/>
-              <w:right w:val="single" w:sz="4" w:space="0" w:color="D9C58A"/>
-            </w:tcBorders>
-            <w:tcMar>
-              <w:top w:w="80" w:type="dxa"/>
-              <w:left w:w="140" w:type="dxa"/>
-              <w:bottom w:w="80" w:type="dxa"/>
-              <w:right w:w="140" w:type="dxa"/>
-            </w:tcMar>
-          </w:tcPr>
-          <w:p>
-            <w:pPr>
-              <w:keepNext/>
-              <w:spacing w:after="0"/>
-            </w:pPr>
-            <w:r>
-              <w:rPr>
-                <w:rFonts w:ascii="Aptos" w:hAnsi="Aptos"/>
-                <w:b w:val="0"/>
-                <w:i w:val="0"/>
-                <w:color w:val="1A1A1A"/>
-                <w:sz w:val="20"/>
-              </w:rPr>
-              <w:t>1908</w:t>
             </w:r>
           </w:p>
         </w:tc>
